--- a/Slides Prep.docx
+++ b/Slides Prep.docx
@@ -1060,7 +1060,51 @@
     </w:p>
     <w:p>
       <w:pPr>
+        <w:spacing w:before="100" w:beforeAutospacing="1" w:after="100" w:afterAutospacing="1" w:line="240" w:lineRule="auto"/>
+        <w:rPr>
+          <w:rFonts w:ascii="Times New Roman" w:eastAsia="Times New Roman" w:hAnsi="Times New Roman" w:cs="Times New Roman"/>
+          <w:kern w:val="0"/>
+          <w14:ligatures w14:val="none"/>
+        </w:rPr>
+      </w:pPr>
+    </w:p>
+    <w:p>
+      <w:pPr>
+        <w:spacing w:before="100" w:beforeAutospacing="1" w:after="100" w:afterAutospacing="1" w:line="240" w:lineRule="auto"/>
+        <w:rPr>
+          <w:rFonts w:ascii="Times New Roman" w:eastAsia="Times New Roman" w:hAnsi="Times New Roman" w:cs="Times New Roman"/>
+          <w:kern w:val="0"/>
+          <w14:ligatures w14:val="none"/>
+        </w:rPr>
+      </w:pPr>
+    </w:p>
+    <w:p>
+      <w:pPr>
+        <w:spacing w:before="100" w:beforeAutospacing="1" w:after="100" w:afterAutospacing="1" w:line="240" w:lineRule="auto"/>
+        <w:rPr>
+          <w:rFonts w:ascii="Times New Roman" w:eastAsia="Times New Roman" w:hAnsi="Times New Roman" w:cs="Times New Roman"/>
+          <w:kern w:val="0"/>
+          <w14:ligatures w14:val="none"/>
+        </w:rPr>
+      </w:pPr>
+    </w:p>
+    <w:p>
+      <w:pPr>
+        <w:spacing w:before="100" w:beforeAutospacing="1" w:after="100" w:afterAutospacing="1" w:line="240" w:lineRule="auto"/>
+        <w:rPr>
+          <w:rFonts w:ascii="Times New Roman" w:eastAsia="Times New Roman" w:hAnsi="Times New Roman" w:cs="Times New Roman"/>
+          <w:kern w:val="0"/>
+          <w14:ligatures w14:val="none"/>
+        </w:rPr>
+      </w:pPr>
+    </w:p>
+    <w:p>
+      <w:pPr>
         <w:pStyle w:val="amber-el"/>
+        <w:numPr>
+          <w:ilvl w:val="0"/>
+          <w:numId w:val="1"/>
+        </w:numPr>
         <w:shd w:val="clear" w:color="auto" w:fill="FFFFFF"/>
         <w:spacing w:before="0" w:beforeAutospacing="0" w:after="0" w:afterAutospacing="0"/>
         <w:rPr>
@@ -1077,6 +1121,7 @@
           <w:sz w:val="23"/>
           <w:szCs w:val="23"/>
         </w:rPr>
+        <w:lastRenderedPageBreak/>
         <w:t>Which algorithms and baselines have you implemented?</w:t>
       </w:r>
     </w:p>
@@ -1153,7 +1198,6 @@
           <w:kern w:val="0"/>
           <w14:ligatures w14:val="none"/>
         </w:rPr>
-        <w:lastRenderedPageBreak/>
         <w:t>Before training any models, we created a common preprocessing pipeline.</w:t>
       </w:r>
     </w:p>
@@ -1736,6 +1780,7 @@
           <w:szCs w:val="27"/>
           <w14:ligatures w14:val="none"/>
         </w:rPr>
+        <w:lastRenderedPageBreak/>
         <w:t>Target transformation</w:t>
       </w:r>
     </w:p>
@@ -1881,7 +1926,6 @@
           <w:kern w:val="0"/>
           <w14:ligatures w14:val="none"/>
         </w:rPr>
-        <w:lastRenderedPageBreak/>
         <w:t xml:space="preserve">reduce skewness, </w:t>
       </w:r>
     </w:p>
@@ -2123,12 +2167,15 @@
       </w:pPr>
       <w:r>
         <w:rPr>
-          <w:rFonts w:ascii="Times New Roman" w:eastAsia="Times New Roman" w:hAnsi="Times New Roman" w:cs="Times New Roman"/>
           <w:noProof/>
-          <w:kern w:val="0"/>
-        </w:rPr>
-        <w:pict w14:anchorId="18955C5D">
-          <v:rect id="_x0000_i1058" alt="" style="width:468pt;height:.05pt;mso-width-percent:0;mso-height-percent:0;mso-width-percent:0;mso-height-percent:0" o:hralign="center" o:hrstd="t" o:hr="t" fillcolor="#a0a0a0" stroked="f"/>
+        </w:rPr>
+      </w:r>
+      <w:r>
+        <w:pict w14:anchorId="0A2E827E">
+          <v:rect id="Horizontal Line 1" o:spid="_x0000_s1036" style="width:468pt;height:.1pt;visibility:visible;mso-wrap-style:square;mso-left-percent:-10001;mso-top-percent:-10001;mso-position-horizontal:absolute;mso-position-horizontal-relative:char;mso-position-vertical:absolute;mso-position-vertical-relative:line;mso-left-percent:-10001;mso-top-percent:-10001;v-text-anchor:top" o:gfxdata="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" filled="f">
+            <o:lock v:ext="edit" rotation="t" aspectratio="t" verticies="t" text="t" shapetype="t"/>
+            <w10:anchorlock/>
+          </v:rect>
         </w:pict>
       </w:r>
     </w:p>
@@ -2362,6 +2409,7 @@
           <w:szCs w:val="27"/>
           <w14:ligatures w14:val="none"/>
         </w:rPr>
+        <w:lastRenderedPageBreak/>
         <w:t>2. Lasso Regression</w:t>
       </w:r>
     </w:p>
@@ -2480,7 +2528,6 @@
           <w:kern w:val="0"/>
           <w14:ligatures w14:val="none"/>
         </w:rPr>
-        <w:lastRenderedPageBreak/>
         <w:t>Purpose:</w:t>
       </w:r>
     </w:p>
@@ -2539,12 +2586,15 @@
       </w:pPr>
       <w:r>
         <w:rPr>
-          <w:rFonts w:ascii="Times New Roman" w:eastAsia="Times New Roman" w:hAnsi="Times New Roman" w:cs="Times New Roman"/>
           <w:noProof/>
-          <w:kern w:val="0"/>
-        </w:rPr>
-        <w:pict w14:anchorId="4DDB7615">
-          <v:rect id="_x0000_i1057" alt="" style="width:468pt;height:.05pt;mso-width-percent:0;mso-height-percent:0;mso-width-percent:0;mso-height-percent:0" o:hralign="center" o:hrstd="t" o:hr="t" fillcolor="#a0a0a0" stroked="f"/>
+        </w:rPr>
+      </w:r>
+      <w:r>
+        <w:pict w14:anchorId="2B088D8F">
+          <v:rect id="Horizontal Line 2" o:spid="_x0000_s1035" style="width:468pt;height:.1pt;visibility:visible;mso-wrap-style:square;mso-left-percent:-10001;mso-top-percent:-10001;mso-position-horizontal:absolute;mso-position-horizontal-relative:char;mso-position-vertical:absolute;mso-position-vertical-relative:line;mso-left-percent:-10001;mso-top-percent:-10001;v-text-anchor:top" o:gfxdata="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" filled="f">
+            <o:lock v:ext="edit" rotation="t" aspectratio="t" verticies="t" text="t" shapetype="t"/>
+            <w10:anchorlock/>
+          </v:rect>
         </w:pict>
       </w:r>
     </w:p>
@@ -2861,12 +2911,15 @@
       </w:pPr>
       <w:r>
         <w:rPr>
-          <w:rFonts w:ascii="Times New Roman" w:eastAsia="Times New Roman" w:hAnsi="Times New Roman" w:cs="Times New Roman"/>
           <w:noProof/>
-          <w:kern w:val="0"/>
-        </w:rPr>
-        <w:pict w14:anchorId="6ACD24EE">
-          <v:rect id="_x0000_i1056" alt="" style="width:468pt;height:.05pt;mso-width-percent:0;mso-height-percent:0;mso-width-percent:0;mso-height-percent:0" o:hralign="center" o:hrstd="t" o:hr="t" fillcolor="#a0a0a0" stroked="f"/>
+        </w:rPr>
+      </w:r>
+      <w:r>
+        <w:pict w14:anchorId="531E6A71">
+          <v:rect id="Horizontal Line 3" o:spid="_x0000_s1034" style="width:468pt;height:.1pt;visibility:visible;mso-wrap-style:square;mso-left-percent:-10001;mso-top-percent:-10001;mso-position-horizontal:absolute;mso-position-horizontal-relative:char;mso-position-vertical:absolute;mso-position-vertical-relative:line;mso-left-percent:-10001;mso-top-percent:-10001;v-text-anchor:top" o:gfxdata="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" filled="f">
+            <o:lock v:ext="edit" rotation="t" aspectratio="t" verticies="t" text="t" shapetype="t"/>
+            <w10:anchorlock/>
+          </v:rect>
         </w:pict>
       </w:r>
     </w:p>
@@ -3195,7 +3248,6 @@
           <w:kern w:val="0"/>
           <w14:ligatures w14:val="none"/>
         </w:rPr>
-        <w:lastRenderedPageBreak/>
         <w:t>Purpose:</w:t>
       </w:r>
     </w:p>
@@ -3232,12 +3284,15 @@
       </w:pPr>
       <w:r>
         <w:rPr>
-          <w:rFonts w:ascii="Times New Roman" w:eastAsia="Times New Roman" w:hAnsi="Times New Roman" w:cs="Times New Roman"/>
           <w:noProof/>
-          <w:kern w:val="0"/>
-        </w:rPr>
-        <w:pict w14:anchorId="3C7BE907">
-          <v:rect id="_x0000_i1055" alt="" style="width:468pt;height:.05pt;mso-width-percent:0;mso-height-percent:0;mso-width-percent:0;mso-height-percent:0" o:hralign="center" o:hrstd="t" o:hr="t" fillcolor="#a0a0a0" stroked="f"/>
+        </w:rPr>
+      </w:r>
+      <w:r>
+        <w:pict w14:anchorId="7B79D1AC">
+          <v:rect id="Horizontal Line 4" o:spid="_x0000_s1033" style="width:468pt;height:.1pt;visibility:visible;mso-wrap-style:square;mso-left-percent:-10001;mso-top-percent:-10001;mso-position-horizontal:absolute;mso-position-horizontal-relative:char;mso-position-vertical:absolute;mso-position-vertical-relative:line;mso-left-percent:-10001;mso-top-percent:-10001;v-text-anchor:top" o:gfxdata="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" filled="f">
+            <o:lock v:ext="edit" rotation="t" aspectratio="t" verticies="t" text="t" shapetype="t"/>
+            <w10:anchorlock/>
+          </v:rect>
         </w:pict>
       </w:r>
     </w:p>
@@ -3620,12 +3675,15 @@
       </w:pPr>
       <w:r>
         <w:rPr>
-          <w:rFonts w:ascii="Times New Roman" w:eastAsia="Times New Roman" w:hAnsi="Times New Roman" w:cs="Times New Roman"/>
           <w:noProof/>
-          <w:kern w:val="0"/>
-        </w:rPr>
-        <w:pict w14:anchorId="75FED454">
-          <v:rect id="_x0000_i1054" alt="" style="width:468pt;height:.05pt;mso-width-percent:0;mso-height-percent:0;mso-width-percent:0;mso-height-percent:0" o:hralign="center" o:hrstd="t" o:hr="t" fillcolor="#a0a0a0" stroked="f"/>
+        </w:rPr>
+      </w:r>
+      <w:r>
+        <w:pict w14:anchorId="4A68F522">
+          <v:rect id="Horizontal Line 5" o:spid="_x0000_s1032" style="width:468pt;height:.1pt;visibility:visible;mso-wrap-style:square;mso-left-percent:-10001;mso-top-percent:-10001;mso-position-horizontal:absolute;mso-position-horizontal-relative:char;mso-position-vertical:absolute;mso-position-vertical-relative:line;mso-left-percent:-10001;mso-top-percent:-10001;v-text-anchor:top" o:gfxdata="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" filled="f">
+            <o:lock v:ext="edit" rotation="t" aspectratio="t" verticies="t" text="t" shapetype="t"/>
+            <w10:anchorlock/>
+          </v:rect>
         </w:pict>
       </w:r>
     </w:p>
@@ -3671,6 +3729,7 @@
           <w:kern w:val="0"/>
           <w14:ligatures w14:val="none"/>
         </w:rPr>
+        <w:lastRenderedPageBreak/>
         <w:t>We evaluated all models using:</w:t>
       </w:r>
     </w:p>
@@ -3763,6 +3822,409 @@
         </w:rPr>
         <w:t>This gives more reliable estimates than a single train/test split and also lets us study model stability across folds.</w:t>
       </w:r>
+    </w:p>
+    <w:p>
+      <w:pPr>
+        <w:pStyle w:val="amber-el"/>
+        <w:shd w:val="clear" w:color="auto" w:fill="FFFFFF"/>
+        <w:spacing w:before="0" w:beforeAutospacing="0" w:after="0" w:afterAutospacing="0"/>
+        <w:rPr>
+          <w:rFonts w:ascii="Open Sans" w:hAnsi="Open Sans" w:cs="Open Sans"/>
+          <w:color w:val="222222"/>
+          <w:sz w:val="23"/>
+          <w:szCs w:val="23"/>
+        </w:rPr>
+      </w:pPr>
+    </w:p>
+    <w:p>
+      <w:pPr>
+        <w:pStyle w:val="amber-el"/>
+        <w:shd w:val="clear" w:color="auto" w:fill="FFFFFF"/>
+        <w:spacing w:before="0" w:beforeAutospacing="0" w:after="0" w:afterAutospacing="0"/>
+        <w:rPr>
+          <w:rFonts w:ascii="Open Sans" w:hAnsi="Open Sans" w:cs="Open Sans"/>
+          <w:color w:val="222222"/>
+          <w:sz w:val="23"/>
+          <w:szCs w:val="23"/>
+        </w:rPr>
+      </w:pPr>
+    </w:p>
+    <w:p>
+      <w:pPr>
+        <w:pStyle w:val="amber-el"/>
+        <w:shd w:val="clear" w:color="auto" w:fill="FFFFFF"/>
+        <w:spacing w:before="0" w:beforeAutospacing="0" w:after="0" w:afterAutospacing="0"/>
+        <w:rPr>
+          <w:rFonts w:ascii="Open Sans" w:hAnsi="Open Sans" w:cs="Open Sans"/>
+          <w:color w:val="222222"/>
+          <w:sz w:val="23"/>
+          <w:szCs w:val="23"/>
+        </w:rPr>
+      </w:pPr>
+    </w:p>
+    <w:p>
+      <w:pPr>
+        <w:pStyle w:val="amber-el"/>
+        <w:shd w:val="clear" w:color="auto" w:fill="FFFFFF"/>
+        <w:spacing w:before="0" w:beforeAutospacing="0" w:after="0" w:afterAutospacing="0"/>
+        <w:rPr>
+          <w:rFonts w:ascii="Open Sans" w:hAnsi="Open Sans" w:cs="Open Sans"/>
+          <w:color w:val="222222"/>
+          <w:sz w:val="23"/>
+          <w:szCs w:val="23"/>
+        </w:rPr>
+      </w:pPr>
+    </w:p>
+    <w:p>
+      <w:pPr>
+        <w:pStyle w:val="amber-el"/>
+        <w:shd w:val="clear" w:color="auto" w:fill="FFFFFF"/>
+        <w:spacing w:before="0" w:beforeAutospacing="0" w:after="0" w:afterAutospacing="0"/>
+        <w:rPr>
+          <w:rFonts w:ascii="Open Sans" w:hAnsi="Open Sans" w:cs="Open Sans"/>
+          <w:color w:val="222222"/>
+          <w:sz w:val="23"/>
+          <w:szCs w:val="23"/>
+        </w:rPr>
+      </w:pPr>
+    </w:p>
+    <w:p>
+      <w:pPr>
+        <w:pStyle w:val="amber-el"/>
+        <w:shd w:val="clear" w:color="auto" w:fill="FFFFFF"/>
+        <w:spacing w:before="0" w:beforeAutospacing="0" w:after="0" w:afterAutospacing="0"/>
+        <w:rPr>
+          <w:rFonts w:ascii="Open Sans" w:hAnsi="Open Sans" w:cs="Open Sans"/>
+          <w:color w:val="222222"/>
+          <w:sz w:val="23"/>
+          <w:szCs w:val="23"/>
+        </w:rPr>
+      </w:pPr>
+    </w:p>
+    <w:p>
+      <w:pPr>
+        <w:pStyle w:val="amber-el"/>
+        <w:shd w:val="clear" w:color="auto" w:fill="FFFFFF"/>
+        <w:spacing w:before="0" w:beforeAutospacing="0" w:after="0" w:afterAutospacing="0"/>
+        <w:rPr>
+          <w:rFonts w:ascii="Open Sans" w:hAnsi="Open Sans" w:cs="Open Sans"/>
+          <w:color w:val="222222"/>
+          <w:sz w:val="23"/>
+          <w:szCs w:val="23"/>
+        </w:rPr>
+      </w:pPr>
+    </w:p>
+    <w:p>
+      <w:pPr>
+        <w:pStyle w:val="amber-el"/>
+        <w:shd w:val="clear" w:color="auto" w:fill="FFFFFF"/>
+        <w:spacing w:before="0" w:beforeAutospacing="0" w:after="0" w:afterAutospacing="0"/>
+        <w:rPr>
+          <w:rFonts w:ascii="Open Sans" w:hAnsi="Open Sans" w:cs="Open Sans"/>
+          <w:color w:val="222222"/>
+          <w:sz w:val="23"/>
+          <w:szCs w:val="23"/>
+        </w:rPr>
+      </w:pPr>
+    </w:p>
+    <w:p>
+      <w:pPr>
+        <w:pStyle w:val="amber-el"/>
+        <w:shd w:val="clear" w:color="auto" w:fill="FFFFFF"/>
+        <w:spacing w:before="0" w:beforeAutospacing="0" w:after="0" w:afterAutospacing="0"/>
+        <w:rPr>
+          <w:rFonts w:ascii="Open Sans" w:hAnsi="Open Sans" w:cs="Open Sans"/>
+          <w:color w:val="222222"/>
+          <w:sz w:val="23"/>
+          <w:szCs w:val="23"/>
+        </w:rPr>
+      </w:pPr>
+    </w:p>
+    <w:p>
+      <w:pPr>
+        <w:pStyle w:val="amber-el"/>
+        <w:shd w:val="clear" w:color="auto" w:fill="FFFFFF"/>
+        <w:spacing w:before="0" w:beforeAutospacing="0" w:after="0" w:afterAutospacing="0"/>
+        <w:rPr>
+          <w:rFonts w:ascii="Open Sans" w:hAnsi="Open Sans" w:cs="Open Sans"/>
+          <w:color w:val="222222"/>
+          <w:sz w:val="23"/>
+          <w:szCs w:val="23"/>
+        </w:rPr>
+      </w:pPr>
+    </w:p>
+    <w:p>
+      <w:pPr>
+        <w:pStyle w:val="amber-el"/>
+        <w:shd w:val="clear" w:color="auto" w:fill="FFFFFF"/>
+        <w:spacing w:before="0" w:beforeAutospacing="0" w:after="0" w:afterAutospacing="0"/>
+        <w:rPr>
+          <w:rFonts w:ascii="Open Sans" w:hAnsi="Open Sans" w:cs="Open Sans"/>
+          <w:color w:val="222222"/>
+          <w:sz w:val="23"/>
+          <w:szCs w:val="23"/>
+        </w:rPr>
+      </w:pPr>
+    </w:p>
+    <w:p>
+      <w:pPr>
+        <w:pStyle w:val="amber-el"/>
+        <w:shd w:val="clear" w:color="auto" w:fill="FFFFFF"/>
+        <w:spacing w:before="0" w:beforeAutospacing="0" w:after="0" w:afterAutospacing="0"/>
+        <w:rPr>
+          <w:rFonts w:ascii="Open Sans" w:hAnsi="Open Sans" w:cs="Open Sans"/>
+          <w:color w:val="222222"/>
+          <w:sz w:val="23"/>
+          <w:szCs w:val="23"/>
+        </w:rPr>
+      </w:pPr>
+    </w:p>
+    <w:p>
+      <w:pPr>
+        <w:pStyle w:val="amber-el"/>
+        <w:shd w:val="clear" w:color="auto" w:fill="FFFFFF"/>
+        <w:spacing w:before="0" w:beforeAutospacing="0" w:after="0" w:afterAutospacing="0"/>
+        <w:rPr>
+          <w:rFonts w:ascii="Open Sans" w:hAnsi="Open Sans" w:cs="Open Sans"/>
+          <w:color w:val="222222"/>
+          <w:sz w:val="23"/>
+          <w:szCs w:val="23"/>
+        </w:rPr>
+      </w:pPr>
+    </w:p>
+    <w:p>
+      <w:pPr>
+        <w:pStyle w:val="amber-el"/>
+        <w:shd w:val="clear" w:color="auto" w:fill="FFFFFF"/>
+        <w:spacing w:before="0" w:beforeAutospacing="0" w:after="0" w:afterAutospacing="0"/>
+        <w:rPr>
+          <w:rFonts w:ascii="Open Sans" w:hAnsi="Open Sans" w:cs="Open Sans"/>
+          <w:color w:val="222222"/>
+          <w:sz w:val="23"/>
+          <w:szCs w:val="23"/>
+        </w:rPr>
+      </w:pPr>
+    </w:p>
+    <w:p>
+      <w:pPr>
+        <w:pStyle w:val="amber-el"/>
+        <w:shd w:val="clear" w:color="auto" w:fill="FFFFFF"/>
+        <w:spacing w:before="0" w:beforeAutospacing="0" w:after="0" w:afterAutospacing="0"/>
+        <w:rPr>
+          <w:rFonts w:ascii="Open Sans" w:hAnsi="Open Sans" w:cs="Open Sans"/>
+          <w:color w:val="222222"/>
+          <w:sz w:val="23"/>
+          <w:szCs w:val="23"/>
+        </w:rPr>
+      </w:pPr>
+    </w:p>
+    <w:p>
+      <w:pPr>
+        <w:pStyle w:val="amber-el"/>
+        <w:shd w:val="clear" w:color="auto" w:fill="FFFFFF"/>
+        <w:spacing w:before="0" w:beforeAutospacing="0" w:after="0" w:afterAutospacing="0"/>
+        <w:rPr>
+          <w:rFonts w:ascii="Open Sans" w:hAnsi="Open Sans" w:cs="Open Sans"/>
+          <w:color w:val="222222"/>
+          <w:sz w:val="23"/>
+          <w:szCs w:val="23"/>
+        </w:rPr>
+      </w:pPr>
+    </w:p>
+    <w:p>
+      <w:pPr>
+        <w:pStyle w:val="amber-el"/>
+        <w:shd w:val="clear" w:color="auto" w:fill="FFFFFF"/>
+        <w:spacing w:before="0" w:beforeAutospacing="0" w:after="0" w:afterAutospacing="0"/>
+        <w:rPr>
+          <w:rFonts w:ascii="Open Sans" w:hAnsi="Open Sans" w:cs="Open Sans"/>
+          <w:color w:val="222222"/>
+          <w:sz w:val="23"/>
+          <w:szCs w:val="23"/>
+        </w:rPr>
+      </w:pPr>
+    </w:p>
+    <w:p>
+      <w:pPr>
+        <w:pStyle w:val="amber-el"/>
+        <w:shd w:val="clear" w:color="auto" w:fill="FFFFFF"/>
+        <w:spacing w:before="0" w:beforeAutospacing="0" w:after="0" w:afterAutospacing="0"/>
+        <w:rPr>
+          <w:rFonts w:ascii="Open Sans" w:hAnsi="Open Sans" w:cs="Open Sans"/>
+          <w:color w:val="222222"/>
+          <w:sz w:val="23"/>
+          <w:szCs w:val="23"/>
+        </w:rPr>
+      </w:pPr>
+    </w:p>
+    <w:p>
+      <w:pPr>
+        <w:pStyle w:val="amber-el"/>
+        <w:shd w:val="clear" w:color="auto" w:fill="FFFFFF"/>
+        <w:spacing w:before="0" w:beforeAutospacing="0" w:after="0" w:afterAutospacing="0"/>
+        <w:rPr>
+          <w:rFonts w:ascii="Open Sans" w:hAnsi="Open Sans" w:cs="Open Sans"/>
+          <w:color w:val="222222"/>
+          <w:sz w:val="23"/>
+          <w:szCs w:val="23"/>
+        </w:rPr>
+      </w:pPr>
+    </w:p>
+    <w:p>
+      <w:pPr>
+        <w:pStyle w:val="amber-el"/>
+        <w:shd w:val="clear" w:color="auto" w:fill="FFFFFF"/>
+        <w:spacing w:before="0" w:beforeAutospacing="0" w:after="0" w:afterAutospacing="0"/>
+        <w:rPr>
+          <w:rFonts w:ascii="Open Sans" w:hAnsi="Open Sans" w:cs="Open Sans"/>
+          <w:color w:val="222222"/>
+          <w:sz w:val="23"/>
+          <w:szCs w:val="23"/>
+        </w:rPr>
+      </w:pPr>
+    </w:p>
+    <w:p>
+      <w:pPr>
+        <w:pStyle w:val="amber-el"/>
+        <w:shd w:val="clear" w:color="auto" w:fill="FFFFFF"/>
+        <w:spacing w:before="0" w:beforeAutospacing="0" w:after="0" w:afterAutospacing="0"/>
+        <w:rPr>
+          <w:rFonts w:ascii="Open Sans" w:hAnsi="Open Sans" w:cs="Open Sans"/>
+          <w:color w:val="222222"/>
+          <w:sz w:val="23"/>
+          <w:szCs w:val="23"/>
+        </w:rPr>
+      </w:pPr>
+    </w:p>
+    <w:p>
+      <w:pPr>
+        <w:pStyle w:val="amber-el"/>
+        <w:shd w:val="clear" w:color="auto" w:fill="FFFFFF"/>
+        <w:spacing w:before="0" w:beforeAutospacing="0" w:after="0" w:afterAutospacing="0"/>
+        <w:rPr>
+          <w:rFonts w:ascii="Open Sans" w:hAnsi="Open Sans" w:cs="Open Sans"/>
+          <w:color w:val="222222"/>
+          <w:sz w:val="23"/>
+          <w:szCs w:val="23"/>
+        </w:rPr>
+      </w:pPr>
+    </w:p>
+    <w:p>
+      <w:pPr>
+        <w:pStyle w:val="amber-el"/>
+        <w:shd w:val="clear" w:color="auto" w:fill="FFFFFF"/>
+        <w:spacing w:before="0" w:beforeAutospacing="0" w:after="0" w:afterAutospacing="0"/>
+        <w:rPr>
+          <w:rFonts w:ascii="Open Sans" w:hAnsi="Open Sans" w:cs="Open Sans"/>
+          <w:color w:val="222222"/>
+          <w:sz w:val="23"/>
+          <w:szCs w:val="23"/>
+        </w:rPr>
+      </w:pPr>
+    </w:p>
+    <w:p>
+      <w:pPr>
+        <w:pStyle w:val="amber-el"/>
+        <w:shd w:val="clear" w:color="auto" w:fill="FFFFFF"/>
+        <w:spacing w:before="0" w:beforeAutospacing="0" w:after="0" w:afterAutospacing="0"/>
+        <w:rPr>
+          <w:rFonts w:ascii="Open Sans" w:hAnsi="Open Sans" w:cs="Open Sans"/>
+          <w:color w:val="222222"/>
+          <w:sz w:val="23"/>
+          <w:szCs w:val="23"/>
+        </w:rPr>
+      </w:pPr>
+    </w:p>
+    <w:p>
+      <w:pPr>
+        <w:pStyle w:val="amber-el"/>
+        <w:shd w:val="clear" w:color="auto" w:fill="FFFFFF"/>
+        <w:spacing w:before="0" w:beforeAutospacing="0" w:after="0" w:afterAutospacing="0"/>
+        <w:rPr>
+          <w:rFonts w:ascii="Open Sans" w:hAnsi="Open Sans" w:cs="Open Sans"/>
+          <w:color w:val="222222"/>
+          <w:sz w:val="23"/>
+          <w:szCs w:val="23"/>
+        </w:rPr>
+      </w:pPr>
+    </w:p>
+    <w:p>
+      <w:pPr>
+        <w:pStyle w:val="amber-el"/>
+        <w:shd w:val="clear" w:color="auto" w:fill="FFFFFF"/>
+        <w:spacing w:before="0" w:beforeAutospacing="0" w:after="0" w:afterAutospacing="0"/>
+        <w:rPr>
+          <w:rFonts w:ascii="Open Sans" w:hAnsi="Open Sans" w:cs="Open Sans"/>
+          <w:color w:val="222222"/>
+          <w:sz w:val="23"/>
+          <w:szCs w:val="23"/>
+        </w:rPr>
+      </w:pPr>
+    </w:p>
+    <w:p>
+      <w:pPr>
+        <w:pStyle w:val="amber-el"/>
+        <w:shd w:val="clear" w:color="auto" w:fill="FFFFFF"/>
+        <w:spacing w:before="0" w:beforeAutospacing="0" w:after="0" w:afterAutospacing="0"/>
+        <w:rPr>
+          <w:rFonts w:ascii="Open Sans" w:hAnsi="Open Sans" w:cs="Open Sans"/>
+          <w:color w:val="222222"/>
+          <w:sz w:val="23"/>
+          <w:szCs w:val="23"/>
+        </w:rPr>
+      </w:pPr>
+    </w:p>
+    <w:p>
+      <w:pPr>
+        <w:pStyle w:val="amber-el"/>
+        <w:shd w:val="clear" w:color="auto" w:fill="FFFFFF"/>
+        <w:spacing w:before="0" w:beforeAutospacing="0" w:after="0" w:afterAutospacing="0"/>
+        <w:rPr>
+          <w:rFonts w:ascii="Open Sans" w:hAnsi="Open Sans" w:cs="Open Sans"/>
+          <w:color w:val="222222"/>
+          <w:sz w:val="23"/>
+          <w:szCs w:val="23"/>
+        </w:rPr>
+      </w:pPr>
+    </w:p>
+    <w:p>
+      <w:pPr>
+        <w:pStyle w:val="amber-el"/>
+        <w:shd w:val="clear" w:color="auto" w:fill="FFFFFF"/>
+        <w:spacing w:before="0" w:beforeAutospacing="0" w:after="0" w:afterAutospacing="0"/>
+        <w:rPr>
+          <w:rFonts w:ascii="Open Sans" w:hAnsi="Open Sans" w:cs="Open Sans"/>
+          <w:color w:val="222222"/>
+          <w:sz w:val="23"/>
+          <w:szCs w:val="23"/>
+        </w:rPr>
+      </w:pPr>
+    </w:p>
+    <w:p>
+      <w:pPr>
+        <w:pStyle w:val="amber-el"/>
+        <w:shd w:val="clear" w:color="auto" w:fill="FFFFFF"/>
+        <w:spacing w:before="0" w:beforeAutospacing="0" w:after="0" w:afterAutospacing="0"/>
+        <w:rPr>
+          <w:rFonts w:ascii="Open Sans" w:hAnsi="Open Sans" w:cs="Open Sans"/>
+          <w:color w:val="222222"/>
+          <w:sz w:val="23"/>
+          <w:szCs w:val="23"/>
+        </w:rPr>
+      </w:pPr>
+    </w:p>
+    <w:p>
+      <w:pPr>
+        <w:pStyle w:val="amber-el"/>
+        <w:shd w:val="clear" w:color="auto" w:fill="FFFFFF"/>
+        <w:spacing w:before="0" w:beforeAutospacing="0" w:after="0" w:afterAutospacing="0"/>
+        <w:rPr>
+          <w:rFonts w:ascii="Open Sans" w:hAnsi="Open Sans" w:cs="Open Sans"/>
+          <w:color w:val="222222"/>
+          <w:sz w:val="23"/>
+          <w:szCs w:val="23"/>
+        </w:rPr>
+      </w:pPr>
     </w:p>
     <w:p>
       <w:pPr>
@@ -5642,6 +6104,396 @@
     </w:p>
     <w:p>
       <w:pPr>
+        <w:pStyle w:val="amber-el"/>
+        <w:shd w:val="clear" w:color="auto" w:fill="FFFFFF"/>
+        <w:spacing w:before="0" w:beforeAutospacing="0" w:after="0" w:afterAutospacing="0"/>
+        <w:rPr>
+          <w:rFonts w:ascii="Open Sans" w:hAnsi="Open Sans" w:cs="Open Sans"/>
+          <w:color w:val="222222"/>
+          <w:sz w:val="23"/>
+          <w:szCs w:val="23"/>
+        </w:rPr>
+      </w:pPr>
+    </w:p>
+    <w:p>
+      <w:pPr>
+        <w:pStyle w:val="amber-el"/>
+        <w:shd w:val="clear" w:color="auto" w:fill="FFFFFF"/>
+        <w:spacing w:before="0" w:beforeAutospacing="0" w:after="0" w:afterAutospacing="0"/>
+        <w:rPr>
+          <w:rFonts w:ascii="Open Sans" w:hAnsi="Open Sans" w:cs="Open Sans"/>
+          <w:color w:val="222222"/>
+          <w:sz w:val="23"/>
+          <w:szCs w:val="23"/>
+        </w:rPr>
+      </w:pPr>
+    </w:p>
+    <w:p>
+      <w:pPr>
+        <w:pStyle w:val="amber-el"/>
+        <w:shd w:val="clear" w:color="auto" w:fill="FFFFFF"/>
+        <w:spacing w:before="0" w:beforeAutospacing="0" w:after="0" w:afterAutospacing="0"/>
+        <w:rPr>
+          <w:rFonts w:ascii="Open Sans" w:hAnsi="Open Sans" w:cs="Open Sans"/>
+          <w:color w:val="222222"/>
+          <w:sz w:val="23"/>
+          <w:szCs w:val="23"/>
+        </w:rPr>
+      </w:pPr>
+    </w:p>
+    <w:p>
+      <w:pPr>
+        <w:pStyle w:val="amber-el"/>
+        <w:shd w:val="clear" w:color="auto" w:fill="FFFFFF"/>
+        <w:spacing w:before="0" w:beforeAutospacing="0" w:after="0" w:afterAutospacing="0"/>
+        <w:rPr>
+          <w:rFonts w:ascii="Open Sans" w:hAnsi="Open Sans" w:cs="Open Sans"/>
+          <w:color w:val="222222"/>
+          <w:sz w:val="23"/>
+          <w:szCs w:val="23"/>
+        </w:rPr>
+      </w:pPr>
+    </w:p>
+    <w:p>
+      <w:pPr>
+        <w:pStyle w:val="amber-el"/>
+        <w:shd w:val="clear" w:color="auto" w:fill="FFFFFF"/>
+        <w:spacing w:before="0" w:beforeAutospacing="0" w:after="0" w:afterAutospacing="0"/>
+        <w:rPr>
+          <w:rFonts w:ascii="Open Sans" w:hAnsi="Open Sans" w:cs="Open Sans"/>
+          <w:color w:val="222222"/>
+          <w:sz w:val="23"/>
+          <w:szCs w:val="23"/>
+        </w:rPr>
+      </w:pPr>
+    </w:p>
+    <w:p>
+      <w:pPr>
+        <w:pStyle w:val="amber-el"/>
+        <w:shd w:val="clear" w:color="auto" w:fill="FFFFFF"/>
+        <w:spacing w:before="0" w:beforeAutospacing="0" w:after="0" w:afterAutospacing="0"/>
+        <w:rPr>
+          <w:rFonts w:ascii="Open Sans" w:hAnsi="Open Sans" w:cs="Open Sans"/>
+          <w:color w:val="222222"/>
+          <w:sz w:val="23"/>
+          <w:szCs w:val="23"/>
+        </w:rPr>
+      </w:pPr>
+    </w:p>
+    <w:p>
+      <w:pPr>
+        <w:pStyle w:val="amber-el"/>
+        <w:shd w:val="clear" w:color="auto" w:fill="FFFFFF"/>
+        <w:spacing w:before="0" w:beforeAutospacing="0" w:after="0" w:afterAutospacing="0"/>
+        <w:rPr>
+          <w:rFonts w:ascii="Open Sans" w:hAnsi="Open Sans" w:cs="Open Sans"/>
+          <w:color w:val="222222"/>
+          <w:sz w:val="23"/>
+          <w:szCs w:val="23"/>
+        </w:rPr>
+      </w:pPr>
+    </w:p>
+    <w:p>
+      <w:pPr>
+        <w:pStyle w:val="amber-el"/>
+        <w:shd w:val="clear" w:color="auto" w:fill="FFFFFF"/>
+        <w:spacing w:before="0" w:beforeAutospacing="0" w:after="0" w:afterAutospacing="0"/>
+        <w:rPr>
+          <w:rFonts w:ascii="Open Sans" w:hAnsi="Open Sans" w:cs="Open Sans"/>
+          <w:color w:val="222222"/>
+          <w:sz w:val="23"/>
+          <w:szCs w:val="23"/>
+        </w:rPr>
+      </w:pPr>
+    </w:p>
+    <w:p>
+      <w:pPr>
+        <w:pStyle w:val="amber-el"/>
+        <w:shd w:val="clear" w:color="auto" w:fill="FFFFFF"/>
+        <w:spacing w:before="0" w:beforeAutospacing="0" w:after="0" w:afterAutospacing="0"/>
+        <w:rPr>
+          <w:rFonts w:ascii="Open Sans" w:hAnsi="Open Sans" w:cs="Open Sans"/>
+          <w:color w:val="222222"/>
+          <w:sz w:val="23"/>
+          <w:szCs w:val="23"/>
+        </w:rPr>
+      </w:pPr>
+    </w:p>
+    <w:p>
+      <w:pPr>
+        <w:pStyle w:val="amber-el"/>
+        <w:shd w:val="clear" w:color="auto" w:fill="FFFFFF"/>
+        <w:spacing w:before="0" w:beforeAutospacing="0" w:after="0" w:afterAutospacing="0"/>
+        <w:rPr>
+          <w:rFonts w:ascii="Open Sans" w:hAnsi="Open Sans" w:cs="Open Sans"/>
+          <w:color w:val="222222"/>
+          <w:sz w:val="23"/>
+          <w:szCs w:val="23"/>
+        </w:rPr>
+      </w:pPr>
+    </w:p>
+    <w:p>
+      <w:pPr>
+        <w:pStyle w:val="amber-el"/>
+        <w:shd w:val="clear" w:color="auto" w:fill="FFFFFF"/>
+        <w:spacing w:before="0" w:beforeAutospacing="0" w:after="0" w:afterAutospacing="0"/>
+        <w:rPr>
+          <w:rFonts w:ascii="Open Sans" w:hAnsi="Open Sans" w:cs="Open Sans"/>
+          <w:color w:val="222222"/>
+          <w:sz w:val="23"/>
+          <w:szCs w:val="23"/>
+        </w:rPr>
+      </w:pPr>
+    </w:p>
+    <w:p>
+      <w:pPr>
+        <w:pStyle w:val="amber-el"/>
+        <w:shd w:val="clear" w:color="auto" w:fill="FFFFFF"/>
+        <w:spacing w:before="0" w:beforeAutospacing="0" w:after="0" w:afterAutospacing="0"/>
+        <w:rPr>
+          <w:rFonts w:ascii="Open Sans" w:hAnsi="Open Sans" w:cs="Open Sans"/>
+          <w:color w:val="222222"/>
+          <w:sz w:val="23"/>
+          <w:szCs w:val="23"/>
+        </w:rPr>
+      </w:pPr>
+    </w:p>
+    <w:p>
+      <w:pPr>
+        <w:pStyle w:val="amber-el"/>
+        <w:shd w:val="clear" w:color="auto" w:fill="FFFFFF"/>
+        <w:spacing w:before="0" w:beforeAutospacing="0" w:after="0" w:afterAutospacing="0"/>
+        <w:rPr>
+          <w:rFonts w:ascii="Open Sans" w:hAnsi="Open Sans" w:cs="Open Sans"/>
+          <w:color w:val="222222"/>
+          <w:sz w:val="23"/>
+          <w:szCs w:val="23"/>
+        </w:rPr>
+      </w:pPr>
+    </w:p>
+    <w:p>
+      <w:pPr>
+        <w:pStyle w:val="amber-el"/>
+        <w:shd w:val="clear" w:color="auto" w:fill="FFFFFF"/>
+        <w:spacing w:before="0" w:beforeAutospacing="0" w:after="0" w:afterAutospacing="0"/>
+        <w:rPr>
+          <w:rFonts w:ascii="Open Sans" w:hAnsi="Open Sans" w:cs="Open Sans"/>
+          <w:color w:val="222222"/>
+          <w:sz w:val="23"/>
+          <w:szCs w:val="23"/>
+        </w:rPr>
+      </w:pPr>
+    </w:p>
+    <w:p>
+      <w:pPr>
+        <w:pStyle w:val="amber-el"/>
+        <w:shd w:val="clear" w:color="auto" w:fill="FFFFFF"/>
+        <w:spacing w:before="0" w:beforeAutospacing="0" w:after="0" w:afterAutospacing="0"/>
+        <w:rPr>
+          <w:rFonts w:ascii="Open Sans" w:hAnsi="Open Sans" w:cs="Open Sans"/>
+          <w:color w:val="222222"/>
+          <w:sz w:val="23"/>
+          <w:szCs w:val="23"/>
+        </w:rPr>
+      </w:pPr>
+    </w:p>
+    <w:p>
+      <w:pPr>
+        <w:pStyle w:val="amber-el"/>
+        <w:shd w:val="clear" w:color="auto" w:fill="FFFFFF"/>
+        <w:spacing w:before="0" w:beforeAutospacing="0" w:after="0" w:afterAutospacing="0"/>
+        <w:rPr>
+          <w:rFonts w:ascii="Open Sans" w:hAnsi="Open Sans" w:cs="Open Sans"/>
+          <w:color w:val="222222"/>
+          <w:sz w:val="23"/>
+          <w:szCs w:val="23"/>
+        </w:rPr>
+      </w:pPr>
+    </w:p>
+    <w:p>
+      <w:pPr>
+        <w:pStyle w:val="amber-el"/>
+        <w:shd w:val="clear" w:color="auto" w:fill="FFFFFF"/>
+        <w:spacing w:before="0" w:beforeAutospacing="0" w:after="0" w:afterAutospacing="0"/>
+        <w:rPr>
+          <w:rFonts w:ascii="Open Sans" w:hAnsi="Open Sans" w:cs="Open Sans"/>
+          <w:color w:val="222222"/>
+          <w:sz w:val="23"/>
+          <w:szCs w:val="23"/>
+        </w:rPr>
+      </w:pPr>
+    </w:p>
+    <w:p>
+      <w:pPr>
+        <w:pStyle w:val="amber-el"/>
+        <w:shd w:val="clear" w:color="auto" w:fill="FFFFFF"/>
+        <w:spacing w:before="0" w:beforeAutospacing="0" w:after="0" w:afterAutospacing="0"/>
+        <w:rPr>
+          <w:rFonts w:ascii="Open Sans" w:hAnsi="Open Sans" w:cs="Open Sans"/>
+          <w:color w:val="222222"/>
+          <w:sz w:val="23"/>
+          <w:szCs w:val="23"/>
+        </w:rPr>
+      </w:pPr>
+    </w:p>
+    <w:p>
+      <w:pPr>
+        <w:pStyle w:val="amber-el"/>
+        <w:shd w:val="clear" w:color="auto" w:fill="FFFFFF"/>
+        <w:spacing w:before="0" w:beforeAutospacing="0" w:after="0" w:afterAutospacing="0"/>
+        <w:rPr>
+          <w:rFonts w:ascii="Open Sans" w:hAnsi="Open Sans" w:cs="Open Sans"/>
+          <w:color w:val="222222"/>
+          <w:sz w:val="23"/>
+          <w:szCs w:val="23"/>
+        </w:rPr>
+      </w:pPr>
+    </w:p>
+    <w:p>
+      <w:pPr>
+        <w:pStyle w:val="amber-el"/>
+        <w:shd w:val="clear" w:color="auto" w:fill="FFFFFF"/>
+        <w:spacing w:before="0" w:beforeAutospacing="0" w:after="0" w:afterAutospacing="0"/>
+        <w:rPr>
+          <w:rFonts w:ascii="Open Sans" w:hAnsi="Open Sans" w:cs="Open Sans"/>
+          <w:color w:val="222222"/>
+          <w:sz w:val="23"/>
+          <w:szCs w:val="23"/>
+        </w:rPr>
+      </w:pPr>
+    </w:p>
+    <w:p>
+      <w:pPr>
+        <w:pStyle w:val="amber-el"/>
+        <w:shd w:val="clear" w:color="auto" w:fill="FFFFFF"/>
+        <w:spacing w:before="0" w:beforeAutospacing="0" w:after="0" w:afterAutospacing="0"/>
+        <w:rPr>
+          <w:rFonts w:ascii="Open Sans" w:hAnsi="Open Sans" w:cs="Open Sans"/>
+          <w:color w:val="222222"/>
+          <w:sz w:val="23"/>
+          <w:szCs w:val="23"/>
+        </w:rPr>
+      </w:pPr>
+    </w:p>
+    <w:p>
+      <w:pPr>
+        <w:pStyle w:val="amber-el"/>
+        <w:shd w:val="clear" w:color="auto" w:fill="FFFFFF"/>
+        <w:spacing w:before="0" w:beforeAutospacing="0" w:after="0" w:afterAutospacing="0"/>
+        <w:rPr>
+          <w:rFonts w:ascii="Open Sans" w:hAnsi="Open Sans" w:cs="Open Sans"/>
+          <w:color w:val="222222"/>
+          <w:sz w:val="23"/>
+          <w:szCs w:val="23"/>
+        </w:rPr>
+      </w:pPr>
+    </w:p>
+    <w:p>
+      <w:pPr>
+        <w:pStyle w:val="amber-el"/>
+        <w:shd w:val="clear" w:color="auto" w:fill="FFFFFF"/>
+        <w:spacing w:before="0" w:beforeAutospacing="0" w:after="0" w:afterAutospacing="0"/>
+        <w:rPr>
+          <w:rFonts w:ascii="Open Sans" w:hAnsi="Open Sans" w:cs="Open Sans"/>
+          <w:color w:val="222222"/>
+          <w:sz w:val="23"/>
+          <w:szCs w:val="23"/>
+        </w:rPr>
+      </w:pPr>
+    </w:p>
+    <w:p>
+      <w:pPr>
+        <w:pStyle w:val="amber-el"/>
+        <w:shd w:val="clear" w:color="auto" w:fill="FFFFFF"/>
+        <w:spacing w:before="0" w:beforeAutospacing="0" w:after="0" w:afterAutospacing="0"/>
+        <w:rPr>
+          <w:rFonts w:ascii="Open Sans" w:hAnsi="Open Sans" w:cs="Open Sans"/>
+          <w:color w:val="222222"/>
+          <w:sz w:val="23"/>
+          <w:szCs w:val="23"/>
+        </w:rPr>
+      </w:pPr>
+    </w:p>
+    <w:p>
+      <w:pPr>
+        <w:pStyle w:val="amber-el"/>
+        <w:shd w:val="clear" w:color="auto" w:fill="FFFFFF"/>
+        <w:spacing w:before="0" w:beforeAutospacing="0" w:after="0" w:afterAutospacing="0"/>
+        <w:rPr>
+          <w:rFonts w:ascii="Open Sans" w:hAnsi="Open Sans" w:cs="Open Sans"/>
+          <w:color w:val="222222"/>
+          <w:sz w:val="23"/>
+          <w:szCs w:val="23"/>
+        </w:rPr>
+      </w:pPr>
+    </w:p>
+    <w:p>
+      <w:pPr>
+        <w:pStyle w:val="amber-el"/>
+        <w:shd w:val="clear" w:color="auto" w:fill="FFFFFF"/>
+        <w:spacing w:before="0" w:beforeAutospacing="0" w:after="0" w:afterAutospacing="0"/>
+        <w:rPr>
+          <w:rFonts w:ascii="Open Sans" w:hAnsi="Open Sans" w:cs="Open Sans"/>
+          <w:color w:val="222222"/>
+          <w:sz w:val="23"/>
+          <w:szCs w:val="23"/>
+        </w:rPr>
+      </w:pPr>
+    </w:p>
+    <w:p>
+      <w:pPr>
+        <w:pStyle w:val="amber-el"/>
+        <w:shd w:val="clear" w:color="auto" w:fill="FFFFFF"/>
+        <w:spacing w:before="0" w:beforeAutospacing="0" w:after="0" w:afterAutospacing="0"/>
+        <w:rPr>
+          <w:rFonts w:ascii="Open Sans" w:hAnsi="Open Sans" w:cs="Open Sans"/>
+          <w:color w:val="222222"/>
+          <w:sz w:val="23"/>
+          <w:szCs w:val="23"/>
+        </w:rPr>
+      </w:pPr>
+    </w:p>
+    <w:p>
+      <w:pPr>
+        <w:pStyle w:val="amber-el"/>
+        <w:shd w:val="clear" w:color="auto" w:fill="FFFFFF"/>
+        <w:spacing w:before="0" w:beforeAutospacing="0" w:after="0" w:afterAutospacing="0"/>
+        <w:rPr>
+          <w:rFonts w:ascii="Open Sans" w:hAnsi="Open Sans" w:cs="Open Sans"/>
+          <w:color w:val="222222"/>
+          <w:sz w:val="23"/>
+          <w:szCs w:val="23"/>
+        </w:rPr>
+      </w:pPr>
+    </w:p>
+    <w:p>
+      <w:pPr>
+        <w:pStyle w:val="amber-el"/>
+        <w:shd w:val="clear" w:color="auto" w:fill="FFFFFF"/>
+        <w:spacing w:before="0" w:beforeAutospacing="0" w:after="0" w:afterAutospacing="0"/>
+        <w:rPr>
+          <w:rFonts w:ascii="Open Sans" w:hAnsi="Open Sans" w:cs="Open Sans"/>
+          <w:color w:val="222222"/>
+          <w:sz w:val="23"/>
+          <w:szCs w:val="23"/>
+        </w:rPr>
+      </w:pPr>
+    </w:p>
+    <w:p>
+      <w:pPr>
+        <w:pStyle w:val="amber-el"/>
+        <w:shd w:val="clear" w:color="auto" w:fill="FFFFFF"/>
+        <w:spacing w:before="0" w:beforeAutospacing="0" w:after="0" w:afterAutospacing="0"/>
+        <w:rPr>
+          <w:rFonts w:ascii="Open Sans" w:hAnsi="Open Sans" w:cs="Open Sans"/>
+          <w:color w:val="222222"/>
+          <w:sz w:val="23"/>
+          <w:szCs w:val="23"/>
+        </w:rPr>
+      </w:pPr>
+    </w:p>
+    <w:p>
+      <w:pPr>
         <w:spacing w:before="100" w:beforeAutospacing="1" w:after="100" w:afterAutospacing="1" w:line="240" w:lineRule="auto"/>
         <w:outlineLvl w:val="0"/>
         <w:rPr>
@@ -5664,6 +6516,7 @@
           <w:szCs w:val="48"/>
           <w14:ligatures w14:val="none"/>
         </w:rPr>
+        <w:lastRenderedPageBreak/>
         <w:t>4. What challenges did you encounter? How did you solve it or how are you planning on solving it?</w:t>
       </w:r>
     </w:p>
@@ -5892,12 +6745,15 @@
       </w:pPr>
       <w:r>
         <w:rPr>
-          <w:rFonts w:ascii="Times New Roman" w:eastAsia="Times New Roman" w:hAnsi="Times New Roman" w:cs="Times New Roman"/>
           <w:noProof/>
-          <w:kern w:val="0"/>
-        </w:rPr>
-        <w:pict w14:anchorId="6B32C540">
-          <v:rect id="_x0000_i1053" alt="" style="width:468pt;height:.05pt;mso-width-percent:0;mso-height-percent:0;mso-width-percent:0;mso-height-percent:0" o:hralign="center" o:hrstd="t" o:hr="t" fillcolor="#a0a0a0" stroked="f"/>
+        </w:rPr>
+      </w:r>
+      <w:r>
+        <w:pict w14:anchorId="45A858DF">
+          <v:rect id="Horizontal Line 11" o:spid="_x0000_s1031" style="width:468pt;height:.1pt;visibility:visible;mso-wrap-style:square;mso-left-percent:-10001;mso-top-percent:-10001;mso-position-horizontal:absolute;mso-position-horizontal-relative:char;mso-position-vertical:absolute;mso-position-vertical-relative:line;mso-left-percent:-10001;mso-top-percent:-10001;v-text-anchor:top" o:gfxdata="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" filled="f">
+            <o:lock v:ext="edit" rotation="t" aspectratio="t" verticies="t" text="t" shapetype="t"/>
+            <w10:anchorlock/>
+          </v:rect>
         </w:pict>
       </w:r>
     </w:p>
@@ -6076,7 +6932,6 @@
           <w:kern w:val="0"/>
           <w14:ligatures w14:val="none"/>
         </w:rPr>
-        <w:lastRenderedPageBreak/>
         <w:t>We built a cleaner preprocessing pipeline:</w:t>
       </w:r>
     </w:p>
@@ -6205,6 +7060,7 @@
           <w:kern w:val="0"/>
           <w14:ligatures w14:val="none"/>
         </w:rPr>
+        <w:lastRenderedPageBreak/>
         <w:t>This was one of the biggest improvements in the code.</w:t>
       </w:r>
     </w:p>
@@ -6219,12 +7075,15 @@
       </w:pPr>
       <w:r>
         <w:rPr>
-          <w:rFonts w:ascii="Times New Roman" w:eastAsia="Times New Roman" w:hAnsi="Times New Roman" w:cs="Times New Roman"/>
           <w:noProof/>
-          <w:kern w:val="0"/>
-        </w:rPr>
-        <w:pict w14:anchorId="4D146019">
-          <v:rect id="_x0000_i1052" alt="" style="width:468pt;height:.05pt;mso-width-percent:0;mso-height-percent:0;mso-width-percent:0;mso-height-percent:0" o:hralign="center" o:hrstd="t" o:hr="t" fillcolor="#a0a0a0" stroked="f"/>
+        </w:rPr>
+      </w:r>
+      <w:r>
+        <w:pict w14:anchorId="36FDD990">
+          <v:rect id="Horizontal Line 12" o:spid="_x0000_s1030" style="width:468pt;height:.1pt;visibility:visible;mso-wrap-style:square;mso-left-percent:-10001;mso-top-percent:-10001;mso-position-horizontal:absolute;mso-position-horizontal-relative:char;mso-position-vertical:absolute;mso-position-vertical-relative:line;mso-left-percent:-10001;mso-top-percent:-10001;v-text-anchor:top" o:gfxdata="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" filled="f">
+            <o:lock v:ext="edit" rotation="t" aspectratio="t" verticies="t" text="t" shapetype="t"/>
+            <w10:anchorlock/>
+          </v:rect>
         </w:pict>
       </w:r>
     </w:p>
@@ -6374,12 +7233,15 @@
       </w:pPr>
       <w:r>
         <w:rPr>
-          <w:rFonts w:ascii="Times New Roman" w:eastAsia="Times New Roman" w:hAnsi="Times New Roman" w:cs="Times New Roman"/>
           <w:noProof/>
-          <w:kern w:val="0"/>
-        </w:rPr>
-        <w:pict w14:anchorId="42B5A346">
-          <v:rect id="_x0000_i1051" alt="" style="width:468pt;height:.05pt;mso-width-percent:0;mso-height-percent:0;mso-width-percent:0;mso-height-percent:0" o:hralign="center" o:hrstd="t" o:hr="t" fillcolor="#a0a0a0" stroked="f"/>
+        </w:rPr>
+      </w:r>
+      <w:r>
+        <w:pict w14:anchorId="2EDCAE6F">
+          <v:rect id="Horizontal Line 13" o:spid="_x0000_s1029" style="width:468pt;height:.1pt;visibility:visible;mso-wrap-style:square;mso-left-percent:-10001;mso-top-percent:-10001;mso-position-horizontal:absolute;mso-position-horizontal-relative:char;mso-position-vertical:absolute;mso-position-vertical-relative:line;mso-left-percent:-10001;mso-top-percent:-10001;v-text-anchor:top" o:gfxdata="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" filled="f">
+            <o:lock v:ext="edit" rotation="t" aspectratio="t" verticies="t" text="t" shapetype="t"/>
+            <w10:anchorlock/>
+          </v:rect>
         </w:pict>
       </w:r>
     </w:p>
@@ -6621,7 +7483,6 @@
           <w:kern w:val="0"/>
           <w14:ligatures w14:val="none"/>
         </w:rPr>
-        <w:lastRenderedPageBreak/>
         <w:t>We redesigned the hybrid into a weighted combination:</w:t>
       </w:r>
     </w:p>
@@ -6824,12 +7685,15 @@
       </w:pPr>
       <w:r>
         <w:rPr>
-          <w:rFonts w:ascii="Times New Roman" w:eastAsia="Times New Roman" w:hAnsi="Times New Roman" w:cs="Times New Roman"/>
           <w:noProof/>
-          <w:kern w:val="0"/>
-        </w:rPr>
-        <w:pict w14:anchorId="7A13964D">
-          <v:rect id="_x0000_i1050" alt="" style="width:468pt;height:.05pt;mso-width-percent:0;mso-height-percent:0;mso-width-percent:0;mso-height-percent:0" o:hralign="center" o:hrstd="t" o:hr="t" fillcolor="#a0a0a0" stroked="f"/>
+        </w:rPr>
+      </w:r>
+      <w:r>
+        <w:pict w14:anchorId="4EEC3540">
+          <v:rect id="Horizontal Line 14" o:spid="_x0000_s1028" style="width:468pt;height:.1pt;visibility:visible;mso-wrap-style:square;mso-left-percent:-10001;mso-top-percent:-10001;mso-position-horizontal:absolute;mso-position-horizontal-relative:char;mso-position-vertical:absolute;mso-position-vertical-relative:line;mso-left-percent:-10001;mso-top-percent:-10001;v-text-anchor:top" o:gfxdata="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" filled="f">
+            <o:lock v:ext="edit" rotation="t" aspectratio="t" verticies="t" text="t" shapetype="t"/>
+            <w10:anchorlock/>
+          </v:rect>
         </w:pict>
       </w:r>
     </w:p>
@@ -6857,6 +7721,7 @@
           <w:szCs w:val="36"/>
           <w14:ligatures w14:val="none"/>
         </w:rPr>
+        <w:lastRenderedPageBreak/>
         <w:t>Challenge 5: Potential leakage / unstable weighting</w:t>
       </w:r>
     </w:p>
@@ -6984,12 +7849,15 @@
       </w:pPr>
       <w:r>
         <w:rPr>
-          <w:rFonts w:ascii="Times New Roman" w:eastAsia="Times New Roman" w:hAnsi="Times New Roman" w:cs="Times New Roman"/>
           <w:noProof/>
-          <w:kern w:val="0"/>
-        </w:rPr>
-        <w:pict w14:anchorId="623D4550">
-          <v:rect id="_x0000_i1049" alt="" style="width:468pt;height:.05pt;mso-width-percent:0;mso-height-percent:0;mso-width-percent:0;mso-height-percent:0" o:hralign="center" o:hrstd="t" o:hr="t" fillcolor="#a0a0a0" stroked="f"/>
+        </w:rPr>
+      </w:r>
+      <w:r>
+        <w:pict w14:anchorId="30787CCB">
+          <v:rect id="Horizontal Line 15" o:spid="_x0000_s1027" style="width:468pt;height:.1pt;visibility:visible;mso-wrap-style:square;mso-left-percent:-10001;mso-top-percent:-10001;mso-position-horizontal:absolute;mso-position-horizontal-relative:char;mso-position-vertical:absolute;mso-position-vertical-relative:line;mso-left-percent:-10001;mso-top-percent:-10001;v-text-anchor:top" o:gfxdata="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" filled="f">
+            <o:lock v:ext="edit" rotation="t" aspectratio="t" verticies="t" text="t" shapetype="t"/>
+            <w10:anchorlock/>
+          </v:rect>
         </w:pict>
       </w:r>
     </w:p>
@@ -7249,12 +8117,15 @@
       </w:pPr>
       <w:r>
         <w:rPr>
-          <w:rFonts w:ascii="Times New Roman" w:eastAsia="Times New Roman" w:hAnsi="Times New Roman" w:cs="Times New Roman"/>
           <w:noProof/>
-          <w:kern w:val="0"/>
-        </w:rPr>
-        <w:pict w14:anchorId="517E1075">
-          <v:rect id="_x0000_i1048" alt="" style="width:468pt;height:.05pt;mso-width-percent:0;mso-height-percent:0;mso-width-percent:0;mso-height-percent:0" o:hralign="center" o:hrstd="t" o:hr="t" fillcolor="#a0a0a0" stroked="f"/>
+        </w:rPr>
+      </w:r>
+      <w:r>
+        <w:pict w14:anchorId="64DEDB3A">
+          <v:rect id="Horizontal Line 16" o:spid="_x0000_s1026" style="width:468pt;height:.1pt;visibility:visible;mso-wrap-style:square;mso-left-percent:-10001;mso-top-percent:-10001;mso-position-horizontal:absolute;mso-position-horizontal-relative:char;mso-position-vertical:absolute;mso-position-vertical-relative:line;mso-left-percent:-10001;mso-top-percent:-10001;v-text-anchor:top" o:gfxdata="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" filled="f">
+            <o:lock v:ext="edit" rotation="t" aspectratio="t" verticies="t" text="t" shapetype="t"/>
+            <w10:anchorlock/>
+          </v:rect>
         </w:pict>
       </w:r>
     </w:p>
@@ -7282,7 +8153,6 @@
           <w:szCs w:val="36"/>
           <w14:ligatures w14:val="none"/>
         </w:rPr>
-        <w:lastRenderedPageBreak/>
         <w:t>Challenge 7: Expensive houses are harder to predict</w:t>
       </w:r>
     </w:p>
@@ -7373,6 +8243,7 @@
           <w:szCs w:val="27"/>
           <w14:ligatures w14:val="none"/>
         </w:rPr>
+        <w:lastRenderedPageBreak/>
         <w:t>Possible future direction</w:t>
       </w:r>
     </w:p>
@@ -7393,6 +8264,186 @@
         </w:rPr>
         <w:t>We may include more targeted error analysis by price range or investigate whether a specialized model performs better on luxury homes.</w:t>
       </w:r>
+    </w:p>
+    <w:p>
+      <w:pPr>
+        <w:spacing w:before="100" w:beforeAutospacing="1" w:after="100" w:afterAutospacing="1" w:line="240" w:lineRule="auto"/>
+        <w:rPr>
+          <w:rFonts w:ascii="Times New Roman" w:eastAsia="Times New Roman" w:hAnsi="Times New Roman" w:cs="Times New Roman"/>
+          <w:kern w:val="0"/>
+          <w14:ligatures w14:val="none"/>
+        </w:rPr>
+      </w:pPr>
+    </w:p>
+    <w:p>
+      <w:pPr>
+        <w:spacing w:before="100" w:beforeAutospacing="1" w:after="100" w:afterAutospacing="1" w:line="240" w:lineRule="auto"/>
+        <w:rPr>
+          <w:rFonts w:ascii="Times New Roman" w:eastAsia="Times New Roman" w:hAnsi="Times New Roman" w:cs="Times New Roman"/>
+          <w:kern w:val="0"/>
+          <w14:ligatures w14:val="none"/>
+        </w:rPr>
+      </w:pPr>
+    </w:p>
+    <w:p>
+      <w:pPr>
+        <w:spacing w:before="100" w:beforeAutospacing="1" w:after="100" w:afterAutospacing="1" w:line="240" w:lineRule="auto"/>
+        <w:rPr>
+          <w:rFonts w:ascii="Times New Roman" w:eastAsia="Times New Roman" w:hAnsi="Times New Roman" w:cs="Times New Roman"/>
+          <w:kern w:val="0"/>
+          <w14:ligatures w14:val="none"/>
+        </w:rPr>
+      </w:pPr>
+    </w:p>
+    <w:p>
+      <w:pPr>
+        <w:spacing w:before="100" w:beforeAutospacing="1" w:after="100" w:afterAutospacing="1" w:line="240" w:lineRule="auto"/>
+        <w:rPr>
+          <w:rFonts w:ascii="Times New Roman" w:eastAsia="Times New Roman" w:hAnsi="Times New Roman" w:cs="Times New Roman"/>
+          <w:kern w:val="0"/>
+          <w14:ligatures w14:val="none"/>
+        </w:rPr>
+      </w:pPr>
+    </w:p>
+    <w:p>
+      <w:pPr>
+        <w:spacing w:before="100" w:beforeAutospacing="1" w:after="100" w:afterAutospacing="1" w:line="240" w:lineRule="auto"/>
+        <w:rPr>
+          <w:rFonts w:ascii="Times New Roman" w:eastAsia="Times New Roman" w:hAnsi="Times New Roman" w:cs="Times New Roman"/>
+          <w:kern w:val="0"/>
+          <w14:ligatures w14:val="none"/>
+        </w:rPr>
+      </w:pPr>
+    </w:p>
+    <w:p>
+      <w:pPr>
+        <w:spacing w:before="100" w:beforeAutospacing="1" w:after="100" w:afterAutospacing="1" w:line="240" w:lineRule="auto"/>
+        <w:rPr>
+          <w:rFonts w:ascii="Times New Roman" w:eastAsia="Times New Roman" w:hAnsi="Times New Roman" w:cs="Times New Roman"/>
+          <w:kern w:val="0"/>
+          <w14:ligatures w14:val="none"/>
+        </w:rPr>
+      </w:pPr>
+    </w:p>
+    <w:p>
+      <w:pPr>
+        <w:spacing w:before="100" w:beforeAutospacing="1" w:after="100" w:afterAutospacing="1" w:line="240" w:lineRule="auto"/>
+        <w:rPr>
+          <w:rFonts w:ascii="Times New Roman" w:eastAsia="Times New Roman" w:hAnsi="Times New Roman" w:cs="Times New Roman"/>
+          <w:kern w:val="0"/>
+          <w14:ligatures w14:val="none"/>
+        </w:rPr>
+      </w:pPr>
+    </w:p>
+    <w:p>
+      <w:pPr>
+        <w:spacing w:before="100" w:beforeAutospacing="1" w:after="100" w:afterAutospacing="1" w:line="240" w:lineRule="auto"/>
+        <w:rPr>
+          <w:rFonts w:ascii="Times New Roman" w:eastAsia="Times New Roman" w:hAnsi="Times New Roman" w:cs="Times New Roman"/>
+          <w:kern w:val="0"/>
+          <w14:ligatures w14:val="none"/>
+        </w:rPr>
+      </w:pPr>
+    </w:p>
+    <w:p>
+      <w:pPr>
+        <w:spacing w:before="100" w:beforeAutospacing="1" w:after="100" w:afterAutospacing="1" w:line="240" w:lineRule="auto"/>
+        <w:rPr>
+          <w:rFonts w:ascii="Times New Roman" w:eastAsia="Times New Roman" w:hAnsi="Times New Roman" w:cs="Times New Roman"/>
+          <w:kern w:val="0"/>
+          <w14:ligatures w14:val="none"/>
+        </w:rPr>
+      </w:pPr>
+    </w:p>
+    <w:p>
+      <w:pPr>
+        <w:spacing w:before="100" w:beforeAutospacing="1" w:after="100" w:afterAutospacing="1" w:line="240" w:lineRule="auto"/>
+        <w:rPr>
+          <w:rFonts w:ascii="Times New Roman" w:eastAsia="Times New Roman" w:hAnsi="Times New Roman" w:cs="Times New Roman"/>
+          <w:kern w:val="0"/>
+          <w14:ligatures w14:val="none"/>
+        </w:rPr>
+      </w:pPr>
+    </w:p>
+    <w:p>
+      <w:pPr>
+        <w:spacing w:before="100" w:beforeAutospacing="1" w:after="100" w:afterAutospacing="1" w:line="240" w:lineRule="auto"/>
+        <w:rPr>
+          <w:rFonts w:ascii="Times New Roman" w:eastAsia="Times New Roman" w:hAnsi="Times New Roman" w:cs="Times New Roman"/>
+          <w:kern w:val="0"/>
+          <w14:ligatures w14:val="none"/>
+        </w:rPr>
+      </w:pPr>
+    </w:p>
+    <w:p>
+      <w:pPr>
+        <w:spacing w:before="100" w:beforeAutospacing="1" w:after="100" w:afterAutospacing="1" w:line="240" w:lineRule="auto"/>
+        <w:rPr>
+          <w:rFonts w:ascii="Times New Roman" w:eastAsia="Times New Roman" w:hAnsi="Times New Roman" w:cs="Times New Roman"/>
+          <w:kern w:val="0"/>
+          <w14:ligatures w14:val="none"/>
+        </w:rPr>
+      </w:pPr>
+    </w:p>
+    <w:p>
+      <w:pPr>
+        <w:spacing w:before="100" w:beforeAutospacing="1" w:after="100" w:afterAutospacing="1" w:line="240" w:lineRule="auto"/>
+        <w:rPr>
+          <w:rFonts w:ascii="Times New Roman" w:eastAsia="Times New Roman" w:hAnsi="Times New Roman" w:cs="Times New Roman"/>
+          <w:kern w:val="0"/>
+          <w14:ligatures w14:val="none"/>
+        </w:rPr>
+      </w:pPr>
+    </w:p>
+    <w:p>
+      <w:pPr>
+        <w:spacing w:before="100" w:beforeAutospacing="1" w:after="100" w:afterAutospacing="1" w:line="240" w:lineRule="auto"/>
+        <w:rPr>
+          <w:rFonts w:ascii="Times New Roman" w:eastAsia="Times New Roman" w:hAnsi="Times New Roman" w:cs="Times New Roman"/>
+          <w:kern w:val="0"/>
+          <w14:ligatures w14:val="none"/>
+        </w:rPr>
+      </w:pPr>
+    </w:p>
+    <w:p>
+      <w:pPr>
+        <w:spacing w:before="100" w:beforeAutospacing="1" w:after="100" w:afterAutospacing="1" w:line="240" w:lineRule="auto"/>
+        <w:rPr>
+          <w:rFonts w:ascii="Times New Roman" w:eastAsia="Times New Roman" w:hAnsi="Times New Roman" w:cs="Times New Roman"/>
+          <w:kern w:val="0"/>
+          <w14:ligatures w14:val="none"/>
+        </w:rPr>
+      </w:pPr>
+    </w:p>
+    <w:p>
+      <w:pPr>
+        <w:spacing w:before="100" w:beforeAutospacing="1" w:after="100" w:afterAutospacing="1" w:line="240" w:lineRule="auto"/>
+        <w:rPr>
+          <w:rFonts w:ascii="Times New Roman" w:eastAsia="Times New Roman" w:hAnsi="Times New Roman" w:cs="Times New Roman"/>
+          <w:kern w:val="0"/>
+          <w14:ligatures w14:val="none"/>
+        </w:rPr>
+      </w:pPr>
+    </w:p>
+    <w:p>
+      <w:pPr>
+        <w:spacing w:before="100" w:beforeAutospacing="1" w:after="100" w:afterAutospacing="1" w:line="240" w:lineRule="auto"/>
+        <w:rPr>
+          <w:rFonts w:ascii="Times New Roman" w:eastAsia="Times New Roman" w:hAnsi="Times New Roman" w:cs="Times New Roman"/>
+          <w:kern w:val="0"/>
+          <w14:ligatures w14:val="none"/>
+        </w:rPr>
+      </w:pPr>
+    </w:p>
+    <w:p>
+      <w:pPr>
+        <w:spacing w:before="100" w:beforeAutospacing="1" w:after="100" w:afterAutospacing="1" w:line="240" w:lineRule="auto"/>
+        <w:rPr>
+          <w:rFonts w:ascii="Times New Roman" w:eastAsia="Times New Roman" w:hAnsi="Times New Roman" w:cs="Times New Roman"/>
+          <w:kern w:val="0"/>
+          <w14:ligatures w14:val="none"/>
+        </w:rPr>
+      </w:pPr>
     </w:p>
     <w:p>
       <w:pPr>
@@ -7428,6 +8479,7 @@
           <w:szCs w:val="48"/>
           <w14:ligatures w14:val="none"/>
         </w:rPr>
+        <w:lastRenderedPageBreak/>
         <w:t>5. What would you like to complete by final report? What are additional experiments you would like to include if there is time?</w:t>
       </w:r>
     </w:p>
@@ -7771,7 +8823,6 @@
           <w:kern w:val="0"/>
           <w14:ligatures w14:val="none"/>
         </w:rPr>
-        <w:lastRenderedPageBreak/>
         <w:t xml:space="preserve">how they were implemented, </w:t>
       </w:r>
     </w:p>
@@ -8016,6 +9067,7 @@
           <w:kern w:val="0"/>
           <w14:ligatures w14:val="none"/>
         </w:rPr>
+        <w:lastRenderedPageBreak/>
         <w:t>We want our final report to go beyond “model X got lower RMSE” and instead discuss:</w:t>
       </w:r>
     </w:p>
@@ -8119,11 +9171,11 @@
       <w:r>
         <w:rPr>
           <w:rFonts w:ascii="Times New Roman" w:eastAsia="Times New Roman" w:hAnsi="Times New Roman" w:cs="Times New Roman"/>
-          <w:kern w:val="0"/>
-          <w14:ligatures w14:val="none"/>
-        </w:rPr>
-        <w:pict w14:anchorId="1F7398ED">
-          <v:rect id="_x0000_i1047" style="width:0;height:1.5pt" o:hralign="center" o:hrstd="t" o:hr="t" fillcolor="#a0a0a0" stroked="f"/>
+          <w:noProof/>
+          <w:kern w:val="0"/>
+        </w:rPr>
+        <w:pict w14:anchorId="3B4B9A6C">
+          <v:rect id="_x0000_i1025" alt="" style="width:468pt;height:.05pt;mso-width-percent:0;mso-height-percent:0;mso-width-percent:0;mso-height-percent:0" o:hralign="center" o:hrstd="t" o:hr="t" fillcolor="#a0a0a0" stroked="f"/>
         </w:pict>
       </w:r>
     </w:p>
@@ -8374,7 +9426,6 @@
           <w:szCs w:val="27"/>
           <w14:ligatures w14:val="none"/>
         </w:rPr>
-        <w:lastRenderedPageBreak/>
         <w:t>3. Additional feature engineering</w:t>
       </w:r>
     </w:p>
@@ -8610,6 +9661,7 @@
           <w:kern w:val="0"/>
           <w14:ligatures w14:val="none"/>
         </w:rPr>
+        <w:lastRenderedPageBreak/>
         <w:t xml:space="preserve">high-price homes. </w:t>
       </w:r>
     </w:p>
